--- a/BE/Backend AI.docx
+++ b/BE/Backend AI.docx
@@ -44,7 +44,7 @@
           <w:rFonts w:hint="default"/>
           <w:lang w:val="en-US"/>
         </w:rPr>
-        <w:t>How AI helps inperspective of reviewing?</w:t>
+        <w:t>How AI helps in-perspective of reviewing?</w:t>
       </w:r>
     </w:p>
     <w:p>
@@ -59,7 +59,37 @@
           <w:rFonts w:hint="default"/>
           <w:lang w:val="en-US"/>
         </w:rPr>
-        <w:t>How AI used in your project</w:t>
+        <w:t>How AI used in your project?</w:t>
+      </w:r>
+    </w:p>
+    <w:p>
+      <w:pPr>
+        <w:rPr>
+          <w:rFonts w:hint="default"/>
+          <w:lang w:val="en-US"/>
+        </w:rPr>
+      </w:pPr>
+      <w:r>
+        <w:rPr>
+          <w:rFonts w:hint="default"/>
+          <w:lang w:val="en-US"/>
+        </w:rPr>
+        <w:t>What is codex in chatgpt? Same how it available in other AI tools?</w:t>
+      </w:r>
+    </w:p>
+    <w:p>
+      <w:pPr>
+        <w:rPr>
+          <w:rFonts w:hint="default"/>
+          <w:lang w:val="en-US"/>
+        </w:rPr>
+      </w:pPr>
+      <w:r>
+        <w:rPr>
+          <w:rFonts w:hint="default"/>
+          <w:lang w:val="en-US"/>
+        </w:rPr>
+        <w:t>How to prevent deadlock?Create a deadlock situation?</w:t>
       </w:r>
       <w:bookmarkStart w:id="0" w:name="_GoBack"/>
       <w:bookmarkEnd w:id="0"/>
